--- a/PROJECT REPORT/REPORT DIGITAL LITERACY.docx
+++ b/PROJECT REPORT/REPORT DIGITAL LITERACY.docx
@@ -231,6 +231,7 @@
         <w:t xml:space="preserve"> – </w:t>
       </w:r>
       <w:proofErr w:type="spellStart"/>
+      <w:proofErr w:type="gramStart"/>
       <w:r>
         <w:rPr>
           <w:rFonts w:ascii="Times New Roman" w:hAnsi="Times New Roman" w:cs="Times New Roman"/>
@@ -241,6 +242,7 @@
         <w:t>B.Tech</w:t>
       </w:r>
       <w:proofErr w:type="spellEnd"/>
+      <w:proofErr w:type="gramEnd"/>
       <w:r>
         <w:rPr>
           <w:rFonts w:ascii="Times New Roman" w:hAnsi="Times New Roman" w:cs="Times New Roman"/>
@@ -978,15 +980,15 @@
         <w:jc w:val="center"/>
         <w:rPr>
           <w:b/>
-          <w:sz w:val="40"/>
-          <w:szCs w:val="40"/>
-        </w:rPr>
-      </w:pPr>
-      <w:r>
-        <w:rPr>
-          <w:b/>
-          <w:sz w:val="40"/>
-          <w:szCs w:val="40"/>
+          <w:sz w:val="44"/>
+          <w:szCs w:val="44"/>
+        </w:rPr>
+      </w:pPr>
+      <w:r>
+        <w:rPr>
+          <w:b/>
+          <w:sz w:val="44"/>
+          <w:szCs w:val="44"/>
         </w:rPr>
         <w:t>TASK-5</w:t>
       </w:r>
@@ -994,77 +996,154 @@
     <w:p>
       <w:pPr>
         <w:pStyle w:val="NormalWeb"/>
-      </w:pPr>
-      <w:r>
-        <w:t>While researching cybercrime, I was surprised by how easily people fall victim to online scams, especially UPI fraud. Many fraud messages and calls appear very genuine, making it difficult to identify them as fake. Even a small mistake, such as clicking a link or approving a request, can lead to financial loss.</w:t>
-      </w:r>
-    </w:p>
-    <w:p>
-      <w:pPr>
-        <w:pStyle w:val="NormalWeb"/>
-      </w:pPr>
-      <w:r>
-        <w:t>This task made me more aware of online risks and the importance of being cautious. One habit I will change is that I will always verify any payment request or message before taking action. I will also avoid clicking on unknown links and ensure that I never share sensitive information like OTPs or PINs with anyone.</w:t>
-      </w:r>
-    </w:p>
-    <w:p>
-      <w:pPr>
-        <w:pStyle w:val="NormalWeb"/>
-        <w:jc w:val="center"/>
-        <w:rPr>
-          <w:b/>
-        </w:rPr>
-      </w:pPr>
-    </w:p>
-    <w:p>
-      <w:pPr>
-        <w:pStyle w:val="NormalWeb"/>
-        <w:jc w:val="center"/>
-        <w:rPr>
-          <w:b/>
-          <w:sz w:val="44"/>
-          <w:szCs w:val="44"/>
-        </w:rPr>
-      </w:pPr>
-    </w:p>
-    <w:p>
-      <w:pPr>
-        <w:pStyle w:val="NormalWeb"/>
-        <w:jc w:val="center"/>
-        <w:rPr>
-          <w:b/>
-          <w:sz w:val="44"/>
-          <w:szCs w:val="44"/>
-        </w:rPr>
-      </w:pPr>
-    </w:p>
-    <w:p>
-      <w:pPr>
-        <w:pStyle w:val="NormalWeb"/>
-        <w:rPr>
-          <w:b/>
-          <w:sz w:val="44"/>
-          <w:szCs w:val="44"/>
-        </w:rPr>
-      </w:pPr>
-    </w:p>
-    <w:p>
-      <w:pPr>
-        <w:pStyle w:val="NormalWeb"/>
-        <w:jc w:val="center"/>
-        <w:rPr>
-          <w:b/>
-          <w:sz w:val="44"/>
-          <w:szCs w:val="44"/>
-        </w:rPr>
-      </w:pPr>
-      <w:r>
-        <w:rPr>
-          <w:b/>
-          <w:sz w:val="44"/>
-          <w:szCs w:val="44"/>
-        </w:rPr>
-        <w:lastRenderedPageBreak/>
+        <w:rPr>
+          <w:bCs/>
+          <w:lang w:val="en-US"/>
+        </w:rPr>
+      </w:pPr>
+      <w:r>
+        <w:rPr>
+          <w:bCs/>
+        </w:rPr>
+        <w:t xml:space="preserve">While researching cybercrime, </w:t>
+      </w:r>
+      <w:r>
+        <w:rPr>
+          <w:bCs/>
+          <w:lang w:val="en-US"/>
+        </w:rPr>
+        <w:t>Cyberbullying refers to the use of digital platforms such as social media, messaging apps, and online forums to harass, threaten, or harm individuals. It can include spreading rumors, posting hurtful comments, sharing private information without consent, or sending threatening messages. Unlike traditional bullying, cyberbullying can happen anytime and reach a wide audience quickly.</w:t>
+      </w:r>
+    </w:p>
+    <w:p>
+      <w:pPr>
+        <w:pStyle w:val="NormalWeb"/>
+        <w:rPr>
+          <w:bCs/>
+          <w:lang w:val="en-US"/>
+        </w:rPr>
+      </w:pPr>
+      <w:r>
+        <w:rPr>
+          <w:bCs/>
+          <w:lang w:val="en-US"/>
+        </w:rPr>
+        <w:t>The impact of cyberbullying can be serious, affecting a person’s mental health, confidence, and academic performance. To prevent cyberbullying, individuals should practice responsible digital behavior, avoid sharing personal information publicly, and report abusive content. Platforms also provide</w:t>
+      </w:r>
+      <w:r>
+        <w:rPr>
+          <w:bCs/>
+          <w:sz w:val="44"/>
+          <w:szCs w:val="44"/>
+          <w:lang w:val="en-US"/>
+        </w:rPr>
+        <w:t xml:space="preserve"> </w:t>
+      </w:r>
+      <w:r>
+        <w:rPr>
+          <w:bCs/>
+          <w:lang w:val="en-US"/>
+        </w:rPr>
+        <w:t>blocking and reporting features to ensure online safety.</w:t>
+      </w:r>
+    </w:p>
+    <w:p>
+      <w:pPr>
+        <w:pStyle w:val="NormalWeb"/>
+        <w:rPr>
+          <w:bCs/>
+          <w:lang w:val="en-US"/>
+        </w:rPr>
+      </w:pPr>
+      <w:r>
+        <w:rPr>
+          <w:bCs/>
+          <w:lang w:val="en-US"/>
+        </w:rPr>
+        <w:t>As responsible digital citizens, we must promote kindness, respect, and ethical behavior in online spaces to create a safer digital environment for everyone.</w:t>
+      </w:r>
+    </w:p>
+    <w:p>
+      <w:pPr>
+        <w:pStyle w:val="NormalWeb"/>
+        <w:rPr>
+          <w:b/>
+          <w:sz w:val="44"/>
+          <w:szCs w:val="44"/>
+          <w:lang w:val="en-US"/>
+        </w:rPr>
+      </w:pPr>
+    </w:p>
+    <w:p>
+      <w:pPr>
+        <w:pStyle w:val="NormalWeb"/>
+        <w:jc w:val="center"/>
+        <w:rPr>
+          <w:b/>
+          <w:sz w:val="44"/>
+          <w:szCs w:val="44"/>
+        </w:rPr>
+      </w:pPr>
+    </w:p>
+    <w:p>
+      <w:pPr>
+        <w:pStyle w:val="NormalWeb"/>
+        <w:jc w:val="center"/>
+        <w:rPr>
+          <w:b/>
+          <w:sz w:val="44"/>
+          <w:szCs w:val="44"/>
+        </w:rPr>
+      </w:pPr>
+    </w:p>
+    <w:p>
+      <w:pPr>
+        <w:pStyle w:val="NormalWeb"/>
+        <w:rPr>
+          <w:b/>
+          <w:sz w:val="44"/>
+          <w:szCs w:val="44"/>
+        </w:rPr>
+      </w:pPr>
+    </w:p>
+    <w:p>
+      <w:pPr>
+        <w:pStyle w:val="NormalWeb"/>
+        <w:jc w:val="center"/>
+        <w:rPr>
+          <w:b/>
+          <w:sz w:val="44"/>
+          <w:szCs w:val="44"/>
+        </w:rPr>
+      </w:pPr>
+    </w:p>
+    <w:p>
+      <w:pPr>
+        <w:pStyle w:val="NormalWeb"/>
+        <w:jc w:val="center"/>
+        <w:rPr>
+          <w:b/>
+          <w:sz w:val="44"/>
+          <w:szCs w:val="44"/>
+        </w:rPr>
+      </w:pPr>
+    </w:p>
+    <w:p>
+      <w:pPr>
+        <w:pStyle w:val="NormalWeb"/>
+        <w:jc w:val="center"/>
+        <w:rPr>
+          <w:b/>
+          <w:sz w:val="44"/>
+          <w:szCs w:val="44"/>
+        </w:rPr>
+      </w:pPr>
+      <w:r>
+        <w:rPr>
+          <w:b/>
+          <w:sz w:val="44"/>
+          <w:szCs w:val="44"/>
+        </w:rPr>
         <w:t>CONCLUSION</w:t>
       </w:r>
     </w:p>
@@ -1891,7 +1970,6 @@
   <w:style w:type="character" w:default="1" w:styleId="DefaultParagraphFont">
     <w:name w:val="Default Paragraph Font"/>
     <w:uiPriority w:val="1"/>
-    <w:semiHidden/>
     <w:unhideWhenUsed/>
   </w:style>
   <w:style w:type="table" w:default="1" w:styleId="TableNormal">
